--- a/plasturgie/injection/temps_et_pression_de_maintien.docx
+++ b/plasturgie/injection/temps_et_pression_de_maintien.docx
@@ -4037,7 +4037,7 @@
                         <w:sz w:val="24"/>
                         <w:szCs w:val="24"/>
                       </w:rPr>
-                      <w:t>2</w:t>
+                      <w:t>3</w:t>
                     </w:r>
                     <w:r>
                       <w:rPr>
@@ -4729,9 +4729,9 @@
                   </w:rPr>
                   <w:drawing>
                     <wp:inline distT="0" distB="0" distL="0" distR="0">
-                      <wp:extent cx="1343496" cy="931697"/>
-                      <wp:effectExtent l="0" t="0" r="0" b="0"/>
-                      <wp:docPr id="1" name="Image 1" descr="logo_lycee.png"/>
+                      <wp:extent cx="1440000" cy="838130"/>
+                      <wp:effectExtent l="19050" t="0" r="7800" b="0"/>
+                      <wp:docPr id="4" name="Image 1" descr="logo.png"/>
                       <wp:cNvGraphicFramePr>
                         <a:graphicFrameLocks xmlns:a="http://schemas.openxmlformats.org/drawingml/2006/main" noChangeAspect="1"/>
                       </wp:cNvGraphicFramePr>
@@ -4739,7 +4739,7 @@
                         <a:graphicData uri="http://schemas.openxmlformats.org/drawingml/2006/picture">
                           <pic:pic xmlns:pic="http://schemas.openxmlformats.org/drawingml/2006/picture">
                             <pic:nvPicPr>
-                              <pic:cNvPr id="0" name="logo_lycee.png"/>
+                              <pic:cNvPr id="0" name="logo.png"/>
                               <pic:cNvPicPr/>
                             </pic:nvPicPr>
                             <pic:blipFill>
@@ -4751,7 +4751,7 @@
                             <pic:spPr>
                               <a:xfrm>
                                 <a:off x="0" y="0"/>
-                                <a:ext cx="1344374" cy="932306"/>
+                                <a:ext cx="1440000" cy="838130"/>
                               </a:xfrm>
                               <a:prstGeom prst="rect">
                                 <a:avLst/>
@@ -8626,7 +8626,7 @@
           <c:yMode val="edge"/>
           <c:x val="0.11538461538461539"/>
           <c:y val="0.16715542521994117"/>
-          <c:w val="0.85284280936455081"/>
+          <c:w val="0.85284280936455104"/>
           <c:h val="0.64809384164222872"/>
         </c:manualLayout>
       </c:layout>
@@ -8729,11 +8729,11 @@
           </c:yVal>
           <c:smooth val="1"/>
         </c:ser>
-        <c:axId val="210896768"/>
-        <c:axId val="191135744"/>
+        <c:axId val="209679872"/>
+        <c:axId val="210520320"/>
       </c:scatterChart>
       <c:valAx>
-        <c:axId val="210896768"/>
+        <c:axId val="209679872"/>
         <c:scaling>
           <c:orientation val="minMax"/>
         </c:scaling>
@@ -8765,7 +8765,7 @@
             <c:manualLayout>
               <c:xMode val="edge"/>
               <c:yMode val="edge"/>
-              <c:x val="0.40468227424749298"/>
+              <c:x val="0.40468227424749315"/>
               <c:y val="0.90322580645161465"/>
             </c:manualLayout>
           </c:layout>
@@ -8803,12 +8803,12 @@
             <a:endParaRPr lang="fr-FR"/>
           </a:p>
         </c:txPr>
-        <c:crossAx val="191135744"/>
+        <c:crossAx val="210520320"/>
         <c:crosses val="autoZero"/>
         <c:crossBetween val="midCat"/>
       </c:valAx>
       <c:valAx>
-        <c:axId val="191135744"/>
+        <c:axId val="210520320"/>
         <c:scaling>
           <c:orientation val="minMax"/>
         </c:scaling>
@@ -8841,7 +8841,7 @@
               <c:xMode val="edge"/>
               <c:yMode val="edge"/>
               <c:x val="1.839464882943144E-2"/>
-              <c:y val="0.319648093841644"/>
+              <c:y val="0.31964809384164422"/>
             </c:manualLayout>
           </c:layout>
           <c:spPr>
@@ -8878,7 +8878,7 @@
             <a:endParaRPr lang="fr-FR"/>
           </a:p>
         </c:txPr>
-        <c:crossAx val="210896768"/>
+        <c:crossAx val="209679872"/>
         <c:crosses val="autoZero"/>
         <c:crossBetween val="midCat"/>
       </c:valAx>
